--- a/downloads/teacher/05 Materials/Unit 03/Slides/Slides 03.03 - Adolescence What Is Changing and Why It Is Normal.docx
+++ b/downloads/teacher/05 Materials/Unit 03/Slides/Slides 03.03 - Adolescence What Is Changing and Why It Is Normal.docx
@@ -53,7 +53,7 @@
         <w:t xml:space="preserve"> </w:t>
       </w:r>
       <w:r>
-        <w:t xml:space="preserve">list; Sal fills in the counselor’s name and room.</w:t>
+        <w:t xml:space="preserve">list; I fill in the counselor’s name and room.</w:t>
       </w:r>
     </w:p>
     <w:p>
@@ -287,15 +287,6 @@
         <w:t xml:space="preserve"> </w:t>
       </w:r>
       <w:r>
-        <w:rPr>
-          <w:rStyle w:val="TeacherNote"/>
-        </w:rPr>
-        <w:t xml:space="preserve">[Sal: confirm]</w:t>
-      </w:r>
-      <w:r>
-        <w:t xml:space="preserve"> </w:t>
-      </w:r>
-      <w:r>
         <w:t xml:space="preserve">Notes: Puberty questions go to health. Say the coordination line once, plainly, and move on.</w:t>
       </w:r>
     </w:p>
@@ -746,22 +737,7 @@
         <w:pStyle w:val="Compact"/>
       </w:pPr>
       <w:r>
-        <w:t xml:space="preserve">Tell: the counselor</w:t>
-      </w:r>
-      <w:r>
-        <w:t xml:space="preserve"> </w:t>
-      </w:r>
-      <w:r>
-        <w:rPr>
-          <w:rStyle w:val="TeacherNote"/>
-        </w:rPr>
-        <w:t xml:space="preserve">[Sal: name, room],</w:t>
-      </w:r>
-      <w:r>
-        <w:t xml:space="preserve"> </w:t>
-      </w:r>
-      <w:r>
-        <w:t xml:space="preserve">the nurse, any teacher, the office, an adult at home</w:t>
+        <w:t xml:space="preserve">Tell: the counselor, the nurse, any teacher, the office, an adult at home</w:t>
       </w:r>
       <w:r>
         <w:t xml:space="preserve"> </w:t>
